--- a/patentform-backend-main/demo/src/main/resources/Form-3.docx
+++ b/patentform-backend-main/demo/src/main/resources/Form-3.docx
@@ -223,74 +223,10 @@
                 <w:sz w:val="24"/>
               </w:rPr>
             </w:pPr>
-            <w:r>
-              <w:rPr>
-                <w:rFonts w:ascii="Calibri" w:hAnsi="Calibri"/>
-                <w:color w:val="000000"/>
-                <w:w w:val="105"/>
-                <w:sz w:val="24"/>
-                <w:lang w:val="en-US"/>
-              </w:rPr>
-              <w:t>I/We</w:t>
-            </w:r>
-            <w:r>
-              <w:rPr>
-                <w:rFonts w:ascii="Calibri" w:hAnsi="Calibri"/>
-                <w:color w:val="000000"/>
-                <w:w w:val="105"/>
-                <w:sz w:val="24"/>
-                <w:lang w:val="en-US"/>
-              </w:rPr>
-              <w:t xml:space="preserve"> </w:t>
-            </w:r>
-            <w:r>
-              <w:rPr>
-                <w:rFonts w:ascii="Calibri" w:hAnsi="Calibri"/>
-                <w:color w:val="000000"/>
-                <w:w w:val="105"/>
-                <w:sz w:val="24"/>
-              </w:rPr>
-              <w:t>{{INV_NAME</w:t>
-            </w:r>
             <w:proofErr w:type="gramStart"/>
-            <w:r>
-              <w:rPr>
-                <w:rFonts w:ascii="Calibri" w:hAnsi="Calibri"/>
-                <w:color w:val="000000"/>
-                <w:w w:val="105"/>
-                <w:sz w:val="24"/>
-              </w:rPr>
-              <w:t>}}</w:t>
-            </w:r>
-            <w:r>
-              <w:rPr>
-                <w:rFonts w:ascii="Calibri" w:hAnsi="Calibri"/>
-                <w:color w:val="000000"/>
-                <w:w w:val="105"/>
-                <w:sz w:val="24"/>
-              </w:rPr>
-              <w:t xml:space="preserve">   </w:t>
-            </w:r>
             <w:proofErr w:type="gramEnd"/>
             <w:r>
-              <w:rPr>
-                <w:rFonts w:ascii="Calibri" w:hAnsi="Calibri"/>
-                <w:color w:val="000000"/>
-                <w:w w:val="105"/>
-                <w:sz w:val="24"/>
-              </w:rPr>
-              <w:t xml:space="preserve">                                                            </w:t>
-            </w:r>
-            <w:r>
-              <w:rPr>
-                <w:rFonts w:ascii="Calibri" w:hAnsi="Calibri"/>
-                <w:color w:val="000000"/>
-                <w:spacing w:val="-6"/>
-                <w:w w:val="105"/>
-                <w:sz w:val="24"/>
-                <w:lang w:val="en-US"/>
-              </w:rPr>
-              <w:t>hereby declare:</w:t>
+              <w:t>I/We {applicantName} hereby declare:</w:t>
             </w:r>
           </w:p>
           <w:p>
@@ -389,67 +325,10 @@
                 <w:lang w:val="en-US"/>
               </w:rPr>
             </w:pPr>
-            <w:r>
-              <w:rPr>
-                <w:rFonts w:ascii="Calibri" w:hAnsi="Calibri"/>
-                <w:bCs/>
-                <w:color w:val="000000"/>
-                <w:w w:val="105"/>
-                <w:sz w:val="20"/>
-                <w:szCs w:val="20"/>
-                <w:lang w:val="en-US"/>
-              </w:rPr>
-              <w:t>(</w:t>
-            </w:r>
             <w:proofErr w:type="spellStart"/>
-            <w:r>
-              <w:rPr>
-                <w:rFonts w:ascii="Calibri" w:hAnsi="Calibri"/>
-                <w:bCs/>
-                <w:color w:val="000000"/>
-                <w:w w:val="105"/>
-                <w:sz w:val="20"/>
-                <w:szCs w:val="20"/>
-                <w:lang w:val="en-US"/>
-              </w:rPr>
-              <w:t>i</w:t>
-            </w:r>
             <w:proofErr w:type="spellEnd"/>
             <w:r>
-              <w:rPr>
-                <w:rFonts w:ascii="Calibri" w:hAnsi="Calibri"/>
-                <w:bCs/>
-                <w:color w:val="000000"/>
-                <w:w w:val="105"/>
-                <w:sz w:val="20"/>
-                <w:szCs w:val="20"/>
-                <w:lang w:val="en-US"/>
-              </w:rPr>
-              <w:t>)</w:t>
-            </w:r>
-            <w:r>
-              <w:rPr>
-                <w:rFonts w:ascii="Calibri" w:hAnsi="Calibri"/>
-                <w:bCs/>
-                <w:color w:val="000000"/>
-                <w:w w:val="105"/>
-                <w:sz w:val="20"/>
-                <w:szCs w:val="20"/>
-                <w:lang w:val="en-US"/>
-              </w:rPr>
-              <w:t>The I/We have not made any application for the same/substantially the same invention outside India</w:t>
-            </w:r>
-            <w:r>
-              <w:rPr>
-                <w:rFonts w:ascii="Calibri" w:hAnsi="Calibri"/>
-                <w:bCs/>
-                <w:color w:val="000000"/>
-                <w:w w:val="105"/>
-                <w:sz w:val="20"/>
-                <w:szCs w:val="20"/>
-                <w:lang w:val="en-US"/>
-              </w:rPr>
-              <w:t xml:space="preserve">  </w:t>
+              <w:t>(i) The I/We have not made any application for the same/substantially the same invention outside India jointly with {jointApplicants}, made for the same/substantially same invention, application(s) for patent in the other countries, the particulars of which are given below:</w:t>
             </w:r>
           </w:p>
           <w:p>
@@ -754,76 +633,11 @@
                 <w:lang w:val="en-US"/>
               </w:rPr>
             </w:pPr>
-            <w:r>
-              <w:rPr>
-                <w:rFonts w:ascii="Calibri" w:hAnsi="Calibri"/>
-                <w:color w:val="000000"/>
-                <w:spacing w:val="-7"/>
-                <w:w w:val="105"/>
-                <w:sz w:val="20"/>
-                <w:szCs w:val="20"/>
-                <w:lang w:val="en-US"/>
-              </w:rPr>
-              <w:t xml:space="preserve">(iii) that the rights in the application(s) </w:t>
-            </w:r>
             <w:proofErr w:type="gramStart"/>
-            <w:r>
-              <w:rPr>
-                <w:rFonts w:ascii="Calibri" w:hAnsi="Calibri"/>
-                <w:color w:val="000000"/>
-                <w:spacing w:val="-7"/>
-                <w:w w:val="105"/>
-                <w:sz w:val="20"/>
-                <w:szCs w:val="20"/>
-                <w:lang w:val="en-US"/>
-              </w:rPr>
-              <w:t>has</w:t>
-            </w:r>
             <w:proofErr w:type="gramEnd"/>
             <w:r>
-              <w:rPr>
-                <w:rFonts w:ascii="Calibri" w:hAnsi="Calibri"/>
-                <w:color w:val="000000"/>
-                <w:spacing w:val="-7"/>
-                <w:w w:val="105"/>
-                <w:sz w:val="20"/>
-                <w:szCs w:val="20"/>
-                <w:lang w:val="en-US"/>
-              </w:rPr>
-              <w:t xml:space="preserve">/have been </w:t>
-            </w:r>
-            <w:r>
-              <w:rPr>
-                <w:rFonts w:ascii="Calibri" w:hAnsi="Calibri"/>
-                <w:color w:val="000000"/>
-                <w:w w:val="105"/>
-                <w:sz w:val="20"/>
-                <w:szCs w:val="20"/>
-                <w:lang w:val="en-US"/>
-              </w:rPr>
-              <w:t>assigned</w:t>
-            </w:r>
-            <w:r>
-              <w:rPr>
-                <w:rFonts w:ascii="Calibri" w:hAnsi="Calibri"/>
-                <w:color w:val="000000"/>
-                <w:w w:val="105"/>
-                <w:sz w:val="20"/>
-                <w:szCs w:val="20"/>
-                <w:lang w:val="en-US"/>
-              </w:rPr>
-              <w:t xml:space="preserve"> </w:t>
-            </w:r>
-            <w:r>
-              <w:rPr>
-                <w:rFonts w:ascii="Calibri" w:hAnsi="Calibri"/>
-                <w:color w:val="000000"/>
-                <w:spacing w:val="-7"/>
-                <w:w w:val="105"/>
-                <w:sz w:val="18"/>
-                <w:szCs w:val="18"/>
-              </w:rPr>
-              <w:t>To</w:t>
+              <w:t>(iii) that the rights in the application(s) has/have been assigned To {assigneeName} - {assigneeDetails} And that I/We undertake that upto the date of grant of the patent by the Controller, I/We would keep him informed in writing the details regarding corresponding applications for patents filed outside India within six months from the date of filing of such application.
+Dated this {currentDay} day of {currentMonth} 20{currentYear}</w:t>
             </w:r>
           </w:p>
           <w:p>
@@ -1270,14 +1084,7 @@
               </w:rPr>
             </w:pPr>
             <w:r>
-              <w:rPr>
-                <w:rFonts w:ascii="Calibri" w:hAnsi="Calibri"/>
-                <w:color w:val="000000"/>
-                <w:w w:val="105"/>
-                <w:sz w:val="24"/>
-                <w:lang w:val="en-US"/>
-              </w:rPr>
-              <w:t>____________________________________</w:t>
+              <w:t>{signatureName}</w:t>
             </w:r>
           </w:p>
           <w:p>
@@ -1343,15 +1150,9 @@
               </w:rPr>
             </w:pPr>
             <w:r>
-              <w:rPr>
-                <w:rFonts w:ascii="Calibri" w:hAnsi="Calibri"/>
-                <w:color w:val="000000"/>
-                <w:w w:val="105"/>
-                <w:sz w:val="18"/>
-                <w:szCs w:val="18"/>
-                <w:lang w:val="en-US"/>
-              </w:rPr>
-              <w:t>To</w:t>
+              <w:t>To
+The Controller of Patents
+The Patent Office, at {patentOfficeBranch}</w:t>
             </w:r>
           </w:p>
           <w:p>
